--- a/testakten/rentenrecht-witwenrente-einkommensanrechnung-luebeck/01_mandatsnotiz_fristsache.docx
+++ b/testakten/rentenrecht-witwenrente-einkommensanrechnung-luebeck/01_mandatsnotiz_fristsache.docx
@@ -5,24 +5,35 @@
     <w:p>
       <w:pPr>
         <w:pStyle w:val="Heading1"/>
+        <w:spacing w:after="160" w:line="259" w:lineRule="auto"/>
       </w:pPr>
       <w:r>
         <w:rPr>
           <w:rFonts w:ascii="Times New Roman" w:hAnsi="Times New Roman"/>
+          <w:b/>
+          <w:sz w:val="28"/>
         </w:rPr>
         <w:t>Mandatsnotiz</w:t>
       </w:r>
     </w:p>
     <w:p>
       <w:pPr>
+        <w:spacing w:line="259" w:lineRule="auto" w:after="60"/>
         <w:jc w:val="left"/>
       </w:pPr>
       <w:r>
+        <w:rPr>
+          <w:rFonts w:ascii="Times New Roman" w:hAnsi="Times New Roman"/>
+          <w:b w:val="0"/>
+          <w:i w:val="0"/>
+          <w:sz w:val="22"/>
+        </w:rPr>
         <w:t>Mandantin: Marlies Thormählen, geboren am 18.09.1966, wohnhaft Brandenbaumer Landstraße 88, 23566 Lübeck. Erstgespräch am 29.06.2026 in der Beratungsstelle. Die Mandantin erscheint mit Bescheid der Deutschen Rentenversicherung Nord vom 18.06.2026, Zustellung nach eigener Angabe am 20.06.2026. Umschlag liegt nicht vor. Widerspruchsfrist vorsorglich bis 20.07.2026 notiert.</w:t>
       </w:r>
     </w:p>
     <w:p>
       <w:pPr>
+        <w:spacing w:line="259" w:lineRule="auto" w:after="60"/>
         <w:jc w:val="left"/>
       </w:pPr>
       <w:r>
@@ -32,16 +43,20 @@
     <w:p>
       <w:pPr>
         <w:pStyle w:val="Heading2"/>
+        <w:spacing w:before="120" w:after="60" w:line="259" w:lineRule="auto"/>
       </w:pPr>
       <w:r>
         <w:rPr>
           <w:rFonts w:ascii="Times New Roman" w:hAnsi="Times New Roman"/>
+          <w:b/>
+          <w:sz w:val="22"/>
         </w:rPr>
         <w:t>Anliegen der Mandantin</w:t>
       </w:r>
     </w:p>
     <w:p>
       <w:pPr>
+        <w:spacing w:line="259" w:lineRule="auto" w:after="60"/>
         <w:jc w:val="left"/>
       </w:pPr>
       <w:r>
@@ -50,15 +65,22 @@
     </w:p>
     <w:p>
       <w:pPr>
+        <w:spacing w:before="120" w:after="60" w:line="259" w:lineRule="auto"/>
         <w:jc w:val="left"/>
       </w:pPr>
       <w:r>
+        <w:rPr>
+          <w:rFonts w:ascii="Times New Roman" w:hAnsi="Times New Roman"/>
+          <w:b/>
+          <w:sz w:val="22"/>
+        </w:rPr>
         <w:t>Ihre eigene Lage:</w:t>
       </w:r>
     </w:p>
     <w:p>
       <w:pPr>
         <w:pStyle w:val="ListBullet"/>
+        <w:spacing w:line="259" w:lineRule="auto" w:after="60"/>
       </w:pPr>
       <w:r>
         <w:t>Beschäftigung bei der St. Jürgen Pflege gGmbH, Küchenleitung, 28 Wochenstunden.</w:t>
@@ -67,6 +89,7 @@
     <w:p>
       <w:pPr>
         <w:pStyle w:val="ListBullet"/>
+        <w:spacing w:line="259" w:lineRule="auto" w:after="60"/>
       </w:pPr>
       <w:r>
         <w:t>Bruttoarbeitsentgelt Mai 2026: 2.240,00 EUR.</w:t>
@@ -75,6 +98,7 @@
     <w:p>
       <w:pPr>
         <w:pStyle w:val="ListBullet"/>
+        <w:spacing w:line="259" w:lineRule="auto" w:after="60"/>
       </w:pPr>
       <w:r>
         <w:t>Voraussichtliche Jahressonderzahlung im November: 1.150,00 EUR.</w:t>
@@ -83,6 +107,7 @@
     <w:p>
       <w:pPr>
         <w:pStyle w:val="ListBullet"/>
+        <w:spacing w:line="259" w:lineRule="auto" w:after="60"/>
       </w:pPr>
       <w:r>
         <w:t>Betriebsrente aus früherer Sparkassenbeschäftigung: 146,80 EUR monatlich.</w:t>
@@ -91,6 +116,7 @@
     <w:p>
       <w:pPr>
         <w:pStyle w:val="ListBullet"/>
+        <w:spacing w:line="259" w:lineRule="auto" w:after="60"/>
       </w:pPr>
       <w:r>
         <w:t>Private Sofortrente aus 2021 angelegter Lebensversicherung: 238,44 EUR monatlich.</w:t>
@@ -99,6 +125,7 @@
     <w:p>
       <w:pPr>
         <w:pStyle w:val="ListBullet"/>
+        <w:spacing w:line="259" w:lineRule="auto" w:after="60"/>
       </w:pPr>
       <w:r>
         <w:t>Miete warm: 1.020,00 EUR.</w:t>
@@ -107,6 +134,7 @@
     <w:p>
       <w:pPr>
         <w:pStyle w:val="ListBullet"/>
+        <w:spacing w:line="259" w:lineRule="auto" w:after="60"/>
       </w:pPr>
       <w:r>
         <w:t>Darlehensrate aus Badumbau 2024: 188,00 EUR monatlich.</w:t>
@@ -115,6 +143,7 @@
     <w:p>
       <w:pPr>
         <w:pStyle w:val="Heading2"/>
+        <w:spacing w:line="259" w:lineRule="auto" w:after="60"/>
       </w:pPr>
       <w:r>
         <w:rPr>
@@ -125,6 +154,7 @@
     </w:p>
     <w:p>
       <w:pPr>
+        <w:spacing w:line="259" w:lineRule="auto" w:after="60"/>
         <w:jc w:val="left"/>
       </w:pPr>
       <w:r>
@@ -133,6 +163,7 @@
     </w:p>
     <w:p>
       <w:pPr>
+        <w:spacing w:line="259" w:lineRule="auto" w:after="60"/>
         <w:jc w:val="left"/>
       </w:pPr>
       <w:r>
@@ -142,6 +173,7 @@
     <w:p>
       <w:pPr>
         <w:pStyle w:val="Heading2"/>
+        <w:spacing w:line="259" w:lineRule="auto" w:after="60"/>
       </w:pPr>
       <w:r>
         <w:rPr>
@@ -153,6 +185,7 @@
     <w:p>
       <w:pPr>
         <w:pStyle w:val="ListNumber"/>
+        <w:spacing w:line="259" w:lineRule="auto" w:after="60"/>
       </w:pPr>
       <w:r>
         <w:t>Widerspruch gegen den Bescheid sichern.</w:t>
@@ -161,6 +194,7 @@
     <w:p>
       <w:pPr>
         <w:pStyle w:val="ListNumber"/>
+        <w:spacing w:line="259" w:lineRule="auto" w:after="60"/>
       </w:pPr>
       <w:r>
         <w:t>Berechnung der Einkommensanrechnung ab August 2026 nachvollziehen.</w:t>
@@ -169,6 +203,7 @@
     <w:p>
       <w:pPr>
         <w:pStyle w:val="ListNumber"/>
+        <w:spacing w:line="259" w:lineRule="auto" w:after="60"/>
       </w:pPr>
       <w:r>
         <w:t>Prüfen, ob Betriebsrente und private Sofortrente jeweils in welcher Höhe einzubeziehen sind.</w:t>
@@ -177,6 +212,7 @@
     <w:p>
       <w:pPr>
         <w:pStyle w:val="ListNumber"/>
+        <w:spacing w:line="259" w:lineRule="auto" w:after="60"/>
       </w:pPr>
       <w:r>
         <w:t>Nachforderung wegen dänischer Beschäftigungszeiten vorbereiten.</w:t>
@@ -185,19 +221,65 @@
     <w:p>
       <w:pPr>
         <w:pStyle w:val="ListNumber"/>
+        <w:spacing w:line="259" w:lineRule="auto" w:after="60"/>
       </w:pPr>
       <w:r>
         <w:t>Mandantin einen Monatsplan ab August 2026 geben.</w:t>
       </w:r>
     </w:p>
     <w:sectPr>
+      <w:headerReference w:type="default" r:id="rId9"/>
+      <w:footerReference w:type="default" r:id="rId10"/>
       <w:pgSz w:w="11906" w:h="16838"/>
-      <w:pgMar w:top="1417" w:right="1417" w:bottom="1417" w:left="1417" w:header="720" w:footer="720" w:gutter="0"/>
+      <w:pgMar w:top="1191" w:right="1247" w:bottom="1134" w:left="1361" w:header="720" w:footer="720" w:gutter="0"/>
       <w:cols w:space="720"/>
       <w:docGrid w:linePitch="360"/>
     </w:sectPr>
   </w:body>
 </w:document>
+</file>
+
+<file path=word/footer1.xml><?xml version="1.0" encoding="utf-8"?>
+<w:ftr xmlns:m="http://schemas.openxmlformats.org/officeDocument/2006/math" xmlns:mc="http://schemas.openxmlformats.org/markup-compatibility/2006" xmlns:mo="http://schemas.microsoft.com/office/mac/office/2008/main" xmlns:mv="urn:schemas-microsoft-com:mac:vml" xmlns:o="urn:schemas-microsoft-com:office:office" xmlns:r="http://schemas.openxmlformats.org/officeDocument/2006/relationships" xmlns:v="urn:schemas-microsoft-com:vml" xmlns:w10="urn:schemas-microsoft-com:office:word" xmlns:w14="http://schemas.microsoft.com/office/word/2010/wordml" xmlns:w="http://schemas.openxmlformats.org/wordprocessingml/2006/main" xmlns:wne="http://schemas.microsoft.com/office/word/2006/wordml" xmlns:wp14="http://schemas.microsoft.com/office/word/2010/wordprocessingDrawing" xmlns:wp="http://schemas.openxmlformats.org/drawingml/2006/wordprocessingDrawing" xmlns:wpc="http://schemas.microsoft.com/office/word/2010/wordprocessingCanvas" xmlns:wpg="http://schemas.microsoft.com/office/word/2010/wordprocessingGroup" xmlns:wpi="http://schemas.microsoft.com/office/word/2010/wordprocessingInk" xmlns:wps="http://schemas.microsoft.com/office/word/2010/wordprocessingShape" mc:Ignorable="w14 wp14">
+  <w:p>
+    <w:pPr>
+      <w:pStyle w:val="Footer"/>
+      <w:jc w:val="left"/>
+    </w:pPr>
+    <w:r/>
+    <w:r>
+      <w:rPr>
+        <w:rFonts w:ascii="Times New Roman" w:hAnsi="Times New Roman"/>
+        <w:b w:val="0"/>
+        <w:color w:val="777777"/>
+        <w:sz w:val="17"/>
+      </w:rPr>
+      <w:t>Vertraulich | Bearbeitungsstand Juli 2026 | nur zur Aktenbearbeitung</w:t>
+    </w:r>
+  </w:p>
+</w:ftr>
+</file>
+
+<file path=word/header1.xml><?xml version="1.0" encoding="utf-8"?>
+<w:hdr xmlns:m="http://schemas.openxmlformats.org/officeDocument/2006/math" xmlns:mc="http://schemas.openxmlformats.org/markup-compatibility/2006" xmlns:mo="http://schemas.microsoft.com/office/mac/office/2008/main" xmlns:mv="urn:schemas-microsoft-com:mac:vml" xmlns:o="urn:schemas-microsoft-com:office:office" xmlns:r="http://schemas.openxmlformats.org/officeDocument/2006/relationships" xmlns:v="urn:schemas-microsoft-com:vml" xmlns:w10="urn:schemas-microsoft-com:office:word" xmlns:w14="http://schemas.microsoft.com/office/word/2010/wordml" xmlns:w="http://schemas.openxmlformats.org/wordprocessingml/2006/main" xmlns:wne="http://schemas.microsoft.com/office/word/2006/wordml" xmlns:wp14="http://schemas.microsoft.com/office/word/2010/wordprocessingDrawing" xmlns:wp="http://schemas.openxmlformats.org/drawingml/2006/wordprocessingDrawing" xmlns:wpc="http://schemas.microsoft.com/office/word/2010/wordprocessingCanvas" xmlns:wpg="http://schemas.microsoft.com/office/word/2010/wordprocessingGroup" xmlns:wpi="http://schemas.microsoft.com/office/word/2010/wordprocessingInk" xmlns:wps="http://schemas.microsoft.com/office/word/2010/wordprocessingShape" mc:Ignorable="w14 wp14">
+  <w:p>
+    <w:pPr>
+      <w:pStyle w:val="Header"/>
+      <w:jc w:val="left"/>
+    </w:pPr>
+    <w:r/>
+    <w:r>
+      <w:rPr>
+        <w:rFonts w:ascii="Times New Roman" w:hAnsi="Times New Roman"/>
+        <w:b w:val="0"/>
+        <w:i w:val="0"/>
+        <w:color w:val="666666"/>
+        <w:sz w:val="17"/>
+      </w:rPr>
+      <w:t>Rentenberatung Jessen &amp; Kollegium | Renten- und Versorgungsakte | Bearbeitungsstand Juli 2026</w:t>
+    </w:r>
+  </w:p>
+</w:hdr>
 </file>
 
 <file path=word/numbering.xml><?xml version="1.0" encoding="utf-8"?>
@@ -914,11 +996,12 @@
       <w:contextualSpacing/>
     </w:pPr>
     <w:rPr>
-      <w:rFonts w:asciiTheme="majorHAnsi" w:eastAsiaTheme="majorEastAsia" w:hAnsiTheme="majorHAnsi" w:cstheme="majorBidi"/>
+      <w:rFonts w:asciiTheme="majorHAnsi" w:eastAsiaTheme="majorEastAsia" w:hAnsiTheme="majorHAnsi" w:cstheme="majorBidi" w:ascii="Times New Roman" w:hAnsi="Times New Roman"/>
+      <w:b/>
       <w:color w:val="17365D" w:themeColor="text2" w:themeShade="BF"/>
       <w:spacing w:val="5"/>
       <w:kern w:val="28"/>
-      <w:sz w:val="52"/>
+      <w:sz w:val="30"/>
       <w:szCs w:val="52"/>
     </w:rPr>
   </w:style>
